--- a/public/docs/GolfSol_Ireland_Quotation_Maura_Branded.docx
+++ b/public/docs/GolfSol_Ireland_Quotation_Maura_Branded.docx
@@ -107,7 +107,7 @@
                 <w:color w:val="12362D"/>
                 <w:sz w:val="19"/>
               </w:rPr>
-              <w:t>Ireland  +353 87 446 4766</w:t>
+              <w:t>Ireland  +353 86 851 5000</w:t>
             </w:r>
           </w:p>
           <w:p>
